--- a/parity/fixtures/rw-bullets.docx
+++ b/parity/fixtures/rw-bullets.docx
@@ -27,10 +27,10 @@
 <file path=word/numbering.xml><?xml version="1.0" encoding="utf-8"?>
 <w:numbering xmlns:wpc="http://schemas.microsoft.com/office/word/2010/wordprocessingCanvas" xmlns:cx="http://schemas.microsoft.com/office/drawing/2014/chartex" xmlns:cx1="http://schemas.microsoft.com/office/drawing/2015/9/8/chartex" xmlns:cx2="http://schemas.microsoft.com/office/drawing/2015/10/21/chartex" xmlns:cx3="http://schemas.microsoft.com/office/drawing/2016/5/9/chartex" xmlns:cx4="http://schemas.microsoft.com/office/drawing/2016/5/10/chartex" xmlns:cx5="http://schemas.microsoft.com/office/drawing/2016/5/11/chartex" xmlns:cx6="http://schemas.microsoft.com/office/drawing/2016/5/12/chartex" xmlns:cx7="http://schemas.microsoft.com/office/drawing/2016/5/13/chartex" xmlns:cx8="http://schemas.microsoft.com/office/drawing/2016/5/14/chartex" xmlns:mc="http://schemas.openxmlformats.org/markup-compatibility/2006" xmlns:aink="http://schemas.microsoft.com/office/drawing/2016/ink" xmlns:am3d="http://schemas.microsoft.com/office/drawing/2017/model3d" xmlns:o="urn:schemas-microsoft-com:office:office" xmlns:oel="http://schemas.microsoft.com/office/2019/extlst" xmlns:r="http://schemas.openxmlformats.org/officeDocument/2006/relationships" xmlns:m="http://schemas.openxmlformats.org/officeDocument/2006/math" xmlns:v="urn:schemas-microsoft-com:vml" xmlns:wp14="http://schemas.microsoft.com/office/word/2010/wordprocessingDrawing" xmlns:wp="http://schemas.openxmlformats.org/drawingml/2006/wordprocessingDrawing" xmlns:w10="urn:schemas-microsoft-com:office:word" xmlns:w="http://schemas.openxmlformats.org/wordprocessingml/2006/main" xmlns:w14="http://schemas.microsoft.com/office/word/2010/wordml" xmlns:w15="http://schemas.microsoft.com/office/word/2012/wordml" xmlns:w16cex="http://schemas.microsoft.com/office/word/2018/wordml/cex" xmlns:w16cid="http://schemas.microsoft.com/office/word/2016/wordml/cid" xmlns:w16="http://schemas.microsoft.com/office/word/2018/wordml" xmlns:w16du="http://schemas.microsoft.com/office/word/2023/wordml/word16du" xmlns:w16sdtdh="http://schemas.microsoft.com/office/word/2020/wordml/sdtdatahash" xmlns:w16sdtfl="http://schemas.microsoft.com/office/word/2024/wordml/sdtformatlock" xmlns:w16se="http://schemas.microsoft.com/office/word/2015/wordml/symex" xmlns:wpg="http://schemas.microsoft.com/office/word/2010/wordprocessingGroup" xmlns:wpi="http://schemas.microsoft.com/office/word/2010/wordprocessingInk" xmlns:wne="http://schemas.microsoft.com/office/word/2006/wordml" xmlns:wps="http://schemas.microsoft.com/office/word/2010/wordprocessingShape" mc:Ignorable="w14 w15 w16se w16cid w16 w16cex w16sdtdh w16sdtfl w16du wp14">
   <w:abstractNum w:abstractNumId="0" w15:restartNumberingAfterBreak="0">
-    <w:nsid w:val="1314181C"/>
-    <w:multiLevelType w:val="singleLevel"/>
-    <w:tmpl w:val="04090001"/>
-    <w:lvl w:ilvl="0">
+    <w:nsid w:val="43E84B2B"/>
+    <w:multiLevelType w:val="hybridMultilevel"/>
+    <w:tmpl w:val="DFD69952"/>
+    <w:lvl w:ilvl="0" w:tplc="04090001">
       <w:start w:val="1"/>
       <w:numFmt w:val="bullet"/>
       <w:lvlText w:val=""/>
@@ -42,8 +42,104 @@
         <w:rFonts w:ascii="Symbol" w:hAnsi="Symbol" w:hint="default"/>
       </w:rPr>
     </w:lvl>
+    <w:lvl w:ilvl="1" w:tplc="04090003" w:tentative="1">
+      <w:start w:val="1"/>
+      <w:numFmt w:val="bullet"/>
+      <w:lvlText w:val="o"/>
+      <w:lvlJc w:val="left"/>
+      <w:pPr>
+        <w:ind w:left="1440" w:hanging="360"/>
+      </w:pPr>
+      <w:rPr>
+        <w:rFonts w:ascii="Courier New" w:hAnsi="Courier New" w:cs="Courier New" w:hint="default"/>
+      </w:rPr>
+    </w:lvl>
+    <w:lvl w:ilvl="2" w:tplc="04090005" w:tentative="1">
+      <w:start w:val="1"/>
+      <w:numFmt w:val="bullet"/>
+      <w:lvlText w:val=""/>
+      <w:lvlJc w:val="left"/>
+      <w:pPr>
+        <w:ind w:left="2160" w:hanging="360"/>
+      </w:pPr>
+      <w:rPr>
+        <w:rFonts w:ascii="Wingdings" w:hAnsi="Wingdings" w:hint="default"/>
+      </w:rPr>
+    </w:lvl>
+    <w:lvl w:ilvl="3" w:tplc="04090001" w:tentative="1">
+      <w:start w:val="1"/>
+      <w:numFmt w:val="bullet"/>
+      <w:lvlText w:val=""/>
+      <w:lvlJc w:val="left"/>
+      <w:pPr>
+        <w:ind w:left="2880" w:hanging="360"/>
+      </w:pPr>
+      <w:rPr>
+        <w:rFonts w:ascii="Symbol" w:hAnsi="Symbol" w:hint="default"/>
+      </w:rPr>
+    </w:lvl>
+    <w:lvl w:ilvl="4" w:tplc="04090003" w:tentative="1">
+      <w:start w:val="1"/>
+      <w:numFmt w:val="bullet"/>
+      <w:lvlText w:val="o"/>
+      <w:lvlJc w:val="left"/>
+      <w:pPr>
+        <w:ind w:left="3600" w:hanging="360"/>
+      </w:pPr>
+      <w:rPr>
+        <w:rFonts w:ascii="Courier New" w:hAnsi="Courier New" w:cs="Courier New" w:hint="default"/>
+      </w:rPr>
+    </w:lvl>
+    <w:lvl w:ilvl="5" w:tplc="04090005" w:tentative="1">
+      <w:start w:val="1"/>
+      <w:numFmt w:val="bullet"/>
+      <w:lvlText w:val=""/>
+      <w:lvlJc w:val="left"/>
+      <w:pPr>
+        <w:ind w:left="4320" w:hanging="360"/>
+      </w:pPr>
+      <w:rPr>
+        <w:rFonts w:ascii="Wingdings" w:hAnsi="Wingdings" w:hint="default"/>
+      </w:rPr>
+    </w:lvl>
+    <w:lvl w:ilvl="6" w:tplc="04090001" w:tentative="1">
+      <w:start w:val="1"/>
+      <w:numFmt w:val="bullet"/>
+      <w:lvlText w:val=""/>
+      <w:lvlJc w:val="left"/>
+      <w:pPr>
+        <w:ind w:left="5040" w:hanging="360"/>
+      </w:pPr>
+      <w:rPr>
+        <w:rFonts w:ascii="Symbol" w:hAnsi="Symbol" w:hint="default"/>
+      </w:rPr>
+    </w:lvl>
+    <w:lvl w:ilvl="7" w:tplc="04090003" w:tentative="1">
+      <w:start w:val="1"/>
+      <w:numFmt w:val="bullet"/>
+      <w:lvlText w:val="o"/>
+      <w:lvlJc w:val="left"/>
+      <w:pPr>
+        <w:ind w:left="5760" w:hanging="360"/>
+      </w:pPr>
+      <w:rPr>
+        <w:rFonts w:ascii="Courier New" w:hAnsi="Courier New" w:cs="Courier New" w:hint="default"/>
+      </w:rPr>
+    </w:lvl>
+    <w:lvl w:ilvl="8" w:tplc="04090005" w:tentative="1">
+      <w:start w:val="1"/>
+      <w:numFmt w:val="bullet"/>
+      <w:lvlText w:val=""/>
+      <w:lvlJc w:val="left"/>
+      <w:pPr>
+        <w:ind w:left="6480" w:hanging="360"/>
+      </w:pPr>
+      <w:rPr>
+        <w:rFonts w:ascii="Wingdings" w:hAnsi="Wingdings" w:hint="default"/>
+      </w:rPr>
+    </w:lvl>
   </w:abstractNum>
-  <w:num w:numId="1" w16cid:durableId="1735197339">
+  <w:num w:numId="1" w16cid:durableId="82537794">
     <w:abstractNumId w:val="0"/>
   </w:num>
 </w:numbering>
@@ -457,7 +553,7 @@
     <w:link w:val="Heading1Char"/>
     <w:uiPriority w:val="9"/>
     <w:qFormat/>
-    <w:rsid w:val="002A4C25"/>
+    <w:rsid w:val="002E7278"/>
     <w:pPr>
       <w:keepNext/>
       <w:keepLines/>
@@ -480,7 +576,7 @@
     <w:semiHidden/>
     <w:unhideWhenUsed/>
     <w:qFormat/>
-    <w:rsid w:val="002A4C25"/>
+    <w:rsid w:val="002E7278"/>
     <w:pPr>
       <w:keepNext/>
       <w:keepLines/>
@@ -503,7 +599,7 @@
     <w:semiHidden/>
     <w:unhideWhenUsed/>
     <w:qFormat/>
-    <w:rsid w:val="002A4C25"/>
+    <w:rsid w:val="002E7278"/>
     <w:pPr>
       <w:keepNext/>
       <w:keepLines/>
@@ -526,7 +622,7 @@
     <w:semiHidden/>
     <w:unhideWhenUsed/>
     <w:qFormat/>
-    <w:rsid w:val="002A4C25"/>
+    <w:rsid w:val="002E7278"/>
     <w:pPr>
       <w:keepNext/>
       <w:keepLines/>
@@ -549,7 +645,7 @@
     <w:semiHidden/>
     <w:unhideWhenUsed/>
     <w:qFormat/>
-    <w:rsid w:val="002A4C25"/>
+    <w:rsid w:val="002E7278"/>
     <w:pPr>
       <w:keepNext/>
       <w:keepLines/>
@@ -570,7 +666,7 @@
     <w:semiHidden/>
     <w:unhideWhenUsed/>
     <w:qFormat/>
-    <w:rsid w:val="002A4C25"/>
+    <w:rsid w:val="002E7278"/>
     <w:pPr>
       <w:keepNext/>
       <w:keepLines/>
@@ -593,7 +689,7 @@
     <w:semiHidden/>
     <w:unhideWhenUsed/>
     <w:qFormat/>
-    <w:rsid w:val="002A4C25"/>
+    <w:rsid w:val="002E7278"/>
     <w:pPr>
       <w:keepNext/>
       <w:keepLines/>
@@ -614,7 +710,7 @@
     <w:semiHidden/>
     <w:unhideWhenUsed/>
     <w:qFormat/>
-    <w:rsid w:val="002A4C25"/>
+    <w:rsid w:val="002E7278"/>
     <w:pPr>
       <w:keepNext/>
       <w:keepLines/>
@@ -637,7 +733,7 @@
     <w:semiHidden/>
     <w:unhideWhenUsed/>
     <w:qFormat/>
-    <w:rsid w:val="002A4C25"/>
+    <w:rsid w:val="002E7278"/>
     <w:pPr>
       <w:keepNext/>
       <w:keepLines/>
@@ -681,7 +777,7 @@
     <w:basedOn w:val="DefaultParagraphFont"/>
     <w:link w:val="Heading1"/>
     <w:uiPriority w:val="9"/>
-    <w:rsid w:val="002A4C25"/>
+    <w:rsid w:val="002E7278"/>
     <w:rPr>
       <w:rFonts w:asciiTheme="majorHAnsi" w:eastAsiaTheme="majorEastAsia" w:hAnsiTheme="majorHAnsi" w:cstheme="majorBidi"/>
       <w:color w:val="0F4761" w:themeColor="accent1" w:themeShade="BF"/>
@@ -695,7 +791,7 @@
     <w:link w:val="Heading2"/>
     <w:uiPriority w:val="9"/>
     <w:semiHidden/>
-    <w:rsid w:val="002A4C25"/>
+    <w:rsid w:val="002E7278"/>
     <w:rPr>
       <w:rFonts w:asciiTheme="majorHAnsi" w:eastAsiaTheme="majorEastAsia" w:hAnsiTheme="majorHAnsi" w:cstheme="majorBidi"/>
       <w:color w:val="0F4761" w:themeColor="accent1" w:themeShade="BF"/>
@@ -709,7 +805,7 @@
     <w:link w:val="Heading3"/>
     <w:uiPriority w:val="9"/>
     <w:semiHidden/>
-    <w:rsid w:val="002A4C25"/>
+    <w:rsid w:val="002E7278"/>
     <w:rPr>
       <w:rFonts w:eastAsiaTheme="majorEastAsia" w:cstheme="majorBidi"/>
       <w:color w:val="0F4761" w:themeColor="accent1" w:themeShade="BF"/>
@@ -723,7 +819,7 @@
     <w:link w:val="Heading4"/>
     <w:uiPriority w:val="9"/>
     <w:semiHidden/>
-    <w:rsid w:val="002A4C25"/>
+    <w:rsid w:val="002E7278"/>
     <w:rPr>
       <w:rFonts w:eastAsiaTheme="majorEastAsia" w:cstheme="majorBidi"/>
       <w:i/>
@@ -737,7 +833,7 @@
     <w:link w:val="Heading5"/>
     <w:uiPriority w:val="9"/>
     <w:semiHidden/>
-    <w:rsid w:val="002A4C25"/>
+    <w:rsid w:val="002E7278"/>
     <w:rPr>
       <w:rFonts w:eastAsiaTheme="majorEastAsia" w:cstheme="majorBidi"/>
       <w:color w:val="0F4761" w:themeColor="accent1" w:themeShade="BF"/>
@@ -749,7 +845,7 @@
     <w:link w:val="Heading6"/>
     <w:uiPriority w:val="9"/>
     <w:semiHidden/>
-    <w:rsid w:val="002A4C25"/>
+    <w:rsid w:val="002E7278"/>
     <w:rPr>
       <w:rFonts w:eastAsiaTheme="majorEastAsia" w:cstheme="majorBidi"/>
       <w:i/>
@@ -763,7 +859,7 @@
     <w:link w:val="Heading7"/>
     <w:uiPriority w:val="9"/>
     <w:semiHidden/>
-    <w:rsid w:val="002A4C25"/>
+    <w:rsid w:val="002E7278"/>
     <w:rPr>
       <w:rFonts w:eastAsiaTheme="majorEastAsia" w:cstheme="majorBidi"/>
       <w:color w:val="595959" w:themeColor="text1" w:themeTint="A6"/>
@@ -775,7 +871,7 @@
     <w:link w:val="Heading8"/>
     <w:uiPriority w:val="9"/>
     <w:semiHidden/>
-    <w:rsid w:val="002A4C25"/>
+    <w:rsid w:val="002E7278"/>
     <w:rPr>
       <w:rFonts w:eastAsiaTheme="majorEastAsia" w:cstheme="majorBidi"/>
       <w:i/>
@@ -789,7 +885,7 @@
     <w:link w:val="Heading9"/>
     <w:uiPriority w:val="9"/>
     <w:semiHidden/>
-    <w:rsid w:val="002A4C25"/>
+    <w:rsid w:val="002E7278"/>
     <w:rPr>
       <w:rFonts w:eastAsiaTheme="majorEastAsia" w:cstheme="majorBidi"/>
       <w:color w:val="272727" w:themeColor="text1" w:themeTint="D8"/>
@@ -802,7 +898,7 @@
     <w:link w:val="TitleChar"/>
     <w:uiPriority w:val="10"/>
     <w:qFormat/>
-    <w:rsid w:val="002A4C25"/>
+    <w:rsid w:val="002E7278"/>
     <w:pPr>
       <w:spacing w:after="80" w:line="240" w:lineRule="auto"/>
       <w:contextualSpacing/>
@@ -820,7 +916,7 @@
     <w:basedOn w:val="DefaultParagraphFont"/>
     <w:link w:val="Title"/>
     <w:uiPriority w:val="10"/>
-    <w:rsid w:val="002A4C25"/>
+    <w:rsid w:val="002E7278"/>
     <w:rPr>
       <w:rFonts w:asciiTheme="majorHAnsi" w:eastAsiaTheme="majorEastAsia" w:hAnsiTheme="majorHAnsi" w:cstheme="majorBidi"/>
       <w:spacing w:val="-10"/>
@@ -836,7 +932,7 @@
     <w:link w:val="SubtitleChar"/>
     <w:uiPriority w:val="11"/>
     <w:qFormat/>
-    <w:rsid w:val="002A4C25"/>
+    <w:rsid w:val="002E7278"/>
     <w:pPr>
       <w:numPr>
         <w:ilvl w:val="1"/>
@@ -855,7 +951,7 @@
     <w:basedOn w:val="DefaultParagraphFont"/>
     <w:link w:val="Subtitle"/>
     <w:uiPriority w:val="11"/>
-    <w:rsid w:val="002A4C25"/>
+    <w:rsid w:val="002E7278"/>
     <w:rPr>
       <w:rFonts w:eastAsiaTheme="majorEastAsia" w:cstheme="majorBidi"/>
       <w:color w:val="595959" w:themeColor="text1" w:themeTint="A6"/>
@@ -871,7 +967,7 @@
     <w:link w:val="QuoteChar"/>
     <w:uiPriority w:val="29"/>
     <w:qFormat/>
-    <w:rsid w:val="002A4C25"/>
+    <w:rsid w:val="002E7278"/>
     <w:pPr>
       <w:spacing w:before="160"/>
       <w:jc w:val="center"/>
@@ -887,7 +983,7 @@
     <w:basedOn w:val="DefaultParagraphFont"/>
     <w:link w:val="Quote"/>
     <w:uiPriority w:val="29"/>
-    <w:rsid w:val="002A4C25"/>
+    <w:rsid w:val="002E7278"/>
     <w:rPr>
       <w:i/>
       <w:iCs/>
@@ -899,7 +995,7 @@
     <w:basedOn w:val="Normal"/>
     <w:uiPriority w:val="34"/>
     <w:qFormat/>
-    <w:rsid w:val="002A4C25"/>
+    <w:rsid w:val="002E7278"/>
     <w:pPr>
       <w:ind w:left="720"/>
       <w:contextualSpacing/>
@@ -910,7 +1006,7 @@
     <w:basedOn w:val="DefaultParagraphFont"/>
     <w:uiPriority w:val="21"/>
     <w:qFormat/>
-    <w:rsid w:val="002A4C25"/>
+    <w:rsid w:val="002E7278"/>
     <w:rPr>
       <w:i/>
       <w:iCs/>
@@ -924,7 +1020,7 @@
     <w:link w:val="IntenseQuoteChar"/>
     <w:uiPriority w:val="30"/>
     <w:qFormat/>
-    <w:rsid w:val="002A4C25"/>
+    <w:rsid w:val="002E7278"/>
     <w:pPr>
       <w:pBdr>
         <w:top w:val="single" w:sz="4" w:space="10" w:color="0F4761" w:themeColor="accent1" w:themeShade="BF"/>
@@ -945,7 +1041,7 @@
     <w:basedOn w:val="DefaultParagraphFont"/>
     <w:link w:val="IntenseQuote"/>
     <w:uiPriority w:val="30"/>
-    <w:rsid w:val="002A4C25"/>
+    <w:rsid w:val="002E7278"/>
     <w:rPr>
       <w:i/>
       <w:iCs/>
@@ -957,7 +1053,7 @@
     <w:basedOn w:val="DefaultParagraphFont"/>
     <w:uiPriority w:val="32"/>
     <w:qFormat/>
-    <w:rsid w:val="002A4C25"/>
+    <w:rsid w:val="002E7278"/>
     <w:rPr>
       <w:b/>
       <w:bCs/>
